--- a/app/backend/templates/LOAN_AGREEMENT_SEAFARER.docx
+++ b/app/backend/templates/LOAN_AGREEMENT_SEAFARER.docx
@@ -73,25 +73,7 @@
           <w:sz w:val="14"/>
           <w:szCs w:val="14"/>
         </w:rPr>
-        <w:t xml:space="preserve"> </w:t>
-      </w:r>
-      <w:proofErr w:type="spellStart"/>
-      <w:r>
-        <w:rPr>
-          <w:rFonts w:ascii="Arial" w:hAnsi="Arial" w:cs="Arial"/>
-          <w:sz w:val="14"/>
-          <w:szCs w:val="14"/>
-        </w:rPr>
-        <w:t>Dragonpay</w:t>
-      </w:r>
-      <w:proofErr w:type="spellEnd"/>
-      <w:r>
-        <w:rPr>
-          <w:rFonts w:ascii="Arial" w:hAnsi="Arial" w:cs="Arial"/>
-          <w:sz w:val="14"/>
-          <w:szCs w:val="14"/>
-        </w:rPr>
-        <w:t xml:space="preserve"> </w:t>
+        <w:t xml:space="preserve"> Dragonpay </w:t>
       </w:r>
       <w:proofErr w:type="gramStart"/>
       <w:r>
@@ -413,7 +395,6 @@
         <w:tab/>
         <w:t xml:space="preserve">Easycash shall disburse the loan in the amount of </w:t>
       </w:r>
-      <w:proofErr w:type="spellStart"/>
       <w:proofErr w:type="gramStart"/>
       <w:r>
         <w:rPr>
@@ -421,16 +402,7 @@
           <w:sz w:val="14"/>
           <w:szCs w:val="14"/>
         </w:rPr>
-        <w:t>Php</w:t>
-      </w:r>
-      <w:proofErr w:type="spellEnd"/>
-      <w:r>
-        <w:rPr>
-          <w:rFonts w:ascii="Arial" w:hAnsi="Arial" w:cs="Arial"/>
-          <w:sz w:val="14"/>
-          <w:szCs w:val="14"/>
-        </w:rPr>
-        <w:t xml:space="preserve">  by</w:t>
+        <w:t>Php  by</w:t>
       </w:r>
       <w:proofErr w:type="gramEnd"/>
       <w:r>
@@ -598,25 +570,7 @@
           <w:szCs w:val="14"/>
         </w:rPr>
         <w:tab/>
-        <w:t xml:space="preserve">The Borrower shall nominate his/her active bank account as channel for the disbursement of allotment excess after repayment of monthly </w:t>
-      </w:r>
-      <w:proofErr w:type="spellStart"/>
-      <w:r>
-        <w:rPr>
-          <w:rFonts w:ascii="Arial" w:hAnsi="Arial" w:cs="Arial"/>
-          <w:sz w:val="14"/>
-          <w:szCs w:val="14"/>
-        </w:rPr>
-        <w:t>installments</w:t>
-      </w:r>
-      <w:proofErr w:type="spellEnd"/>
-      <w:r>
-        <w:rPr>
-          <w:rFonts w:ascii="Arial" w:hAnsi="Arial" w:cs="Arial"/>
-          <w:sz w:val="14"/>
-          <w:szCs w:val="14"/>
-        </w:rPr>
-        <w:t>.</w:t>
+        <w:t>The Borrower shall nominate his/her active bank account as channel for the disbursement of allotment excess after repayment of monthly installments.</w:t>
       </w:r>
     </w:p>
     <w:p>
@@ -645,25 +599,7 @@
           <w:szCs w:val="14"/>
         </w:rPr>
         <w:tab/>
-        <w:t xml:space="preserve">In the event that the nominated bank account is under the name of Co-Borrower or immediate relative, the Borrower shall submit a signed authorization letter declaring the bank account details is his/her nominated bank account for the disbursement of allotment excess after repayment of monthly </w:t>
-      </w:r>
-      <w:proofErr w:type="spellStart"/>
-      <w:r>
-        <w:rPr>
-          <w:rFonts w:ascii="Arial" w:hAnsi="Arial" w:cs="Arial"/>
-          <w:sz w:val="14"/>
-          <w:szCs w:val="14"/>
-        </w:rPr>
-        <w:t>installments</w:t>
-      </w:r>
-      <w:proofErr w:type="spellEnd"/>
-      <w:r>
-        <w:rPr>
-          <w:rFonts w:ascii="Arial" w:hAnsi="Arial" w:cs="Arial"/>
-          <w:sz w:val="14"/>
-          <w:szCs w:val="14"/>
-        </w:rPr>
-        <w:t>.</w:t>
+        <w:t>In the event that the nominated bank account is under the name of Co-Borrower or immediate relative, the Borrower shall submit a signed authorization letter declaring the bank account details is his/her nominated bank account for the disbursement of allotment excess after repayment of monthly installments.</w:t>
       </w:r>
     </w:p>
     <w:p>
@@ -993,43 +929,7 @@
           <w:szCs w:val="14"/>
         </w:rPr>
         <w:tab/>
-        <w:t xml:space="preserve">The Borrower and Co-borrower hereby </w:t>
-      </w:r>
-      <w:proofErr w:type="spellStart"/>
-      <w:r>
-        <w:rPr>
-          <w:rFonts w:ascii="Arial" w:hAnsi="Arial" w:cs="Arial"/>
-          <w:sz w:val="14"/>
-          <w:szCs w:val="14"/>
-        </w:rPr>
-        <w:t>give</w:t>
-      </w:r>
-      <w:proofErr w:type="spellEnd"/>
-      <w:r>
-        <w:rPr>
-          <w:rFonts w:ascii="Arial" w:hAnsi="Arial" w:cs="Arial"/>
-          <w:sz w:val="14"/>
-          <w:szCs w:val="14"/>
-        </w:rPr>
-        <w:t xml:space="preserve"> authority to Easycash to inquire about the account balance and withdraw from the Allotment ATM card to pay for the monthly loan amortization/</w:t>
-      </w:r>
-      <w:proofErr w:type="spellStart"/>
-      <w:r>
-        <w:rPr>
-          <w:rFonts w:ascii="Arial" w:hAnsi="Arial" w:cs="Arial"/>
-          <w:sz w:val="14"/>
-          <w:szCs w:val="14"/>
-        </w:rPr>
-        <w:t>installment</w:t>
-      </w:r>
-      <w:proofErr w:type="spellEnd"/>
-      <w:r>
-        <w:rPr>
-          <w:rFonts w:ascii="Arial" w:hAnsi="Arial" w:cs="Arial"/>
-          <w:sz w:val="14"/>
-          <w:szCs w:val="14"/>
-        </w:rPr>
-        <w:t xml:space="preserve"> due, plus pertinent interests, penalties and other charges.</w:t>
+        <w:t>The Borrower and Co-borrower hereby give authority to Easycash to inquire about the account balance and withdraw from the Allotment ATM card to pay for the monthly loan amortization/installment due, plus pertinent interests, penalties and other charges.</w:t>
       </w:r>
     </w:p>
     <w:p>
@@ -1058,25 +958,7 @@
           <w:szCs w:val="14"/>
         </w:rPr>
         <w:tab/>
-        <w:t>Any amount monitored on or before the due date of the loan is acknowledged and considered by Easycash as for payment of the loan amortization/</w:t>
-      </w:r>
-      <w:proofErr w:type="spellStart"/>
-      <w:r>
-        <w:rPr>
-          <w:rFonts w:ascii="Arial" w:hAnsi="Arial" w:cs="Arial"/>
-          <w:sz w:val="14"/>
-          <w:szCs w:val="14"/>
-        </w:rPr>
-        <w:t>installment</w:t>
-      </w:r>
-      <w:proofErr w:type="spellEnd"/>
-      <w:r>
-        <w:rPr>
-          <w:rFonts w:ascii="Arial" w:hAnsi="Arial" w:cs="Arial"/>
-          <w:sz w:val="14"/>
-          <w:szCs w:val="14"/>
-        </w:rPr>
-        <w:t xml:space="preserve"> due.</w:t>
+        <w:t>Any amount monitored on or before the due date of the loan is acknowledged and considered by Easycash as for payment of the loan amortization/installment due.</w:t>
       </w:r>
     </w:p>
     <w:p>
@@ -1105,25 +987,7 @@
           <w:szCs w:val="14"/>
         </w:rPr>
         <w:tab/>
-        <w:t>In case of delay in payment, penalty fees and other charges incurred shall be automatically deducted from the balance of the allotment on top of the monthly amortization/</w:t>
-      </w:r>
-      <w:proofErr w:type="spellStart"/>
-      <w:r>
-        <w:rPr>
-          <w:rFonts w:ascii="Arial" w:hAnsi="Arial" w:cs="Arial"/>
-          <w:sz w:val="14"/>
-          <w:szCs w:val="14"/>
-        </w:rPr>
-        <w:t>installment</w:t>
-      </w:r>
-      <w:proofErr w:type="spellEnd"/>
-      <w:r>
-        <w:rPr>
-          <w:rFonts w:ascii="Arial" w:hAnsi="Arial" w:cs="Arial"/>
-          <w:sz w:val="14"/>
-          <w:szCs w:val="14"/>
-        </w:rPr>
-        <w:t xml:space="preserve"> due.</w:t>
+        <w:t>In case of delay in payment, penalty fees and other charges incurred shall be automatically deducted from the balance of the allotment on top of the monthly amortization/installment due.</w:t>
       </w:r>
     </w:p>
     <w:p>
@@ -1210,25 +1074,7 @@
           <w:szCs w:val="14"/>
         </w:rPr>
         <w:tab/>
-        <w:t xml:space="preserve">The following is considered material breach of this Loan Agreement and shall constitute as a ground for calling the entire unpaid portion of the loan to be due and demandable, without prejudice to the filing of appropriate criminal charge/s for </w:t>
-      </w:r>
-      <w:proofErr w:type="spellStart"/>
-      <w:r>
-        <w:rPr>
-          <w:rFonts w:ascii="Arial" w:hAnsi="Arial" w:cs="Arial"/>
-          <w:sz w:val="14"/>
-          <w:szCs w:val="14"/>
-        </w:rPr>
-        <w:t>estafa</w:t>
-      </w:r>
-      <w:proofErr w:type="spellEnd"/>
-      <w:r>
-        <w:rPr>
-          <w:rFonts w:ascii="Arial" w:hAnsi="Arial" w:cs="Arial"/>
-          <w:sz w:val="14"/>
-          <w:szCs w:val="14"/>
-        </w:rPr>
-        <w:t xml:space="preserve"> and/or any other crime under the Revised Penal Code and/or special penal laws:</w:t>
+        <w:t>The following is considered material breach of this Loan Agreement and shall constitute as a ground for calling the entire unpaid portion of the loan to be due and demandable, without prejudice to the filing of appropriate criminal charge/s for estafa and/or any other crime under the Revised Penal Code and/or special penal laws:</w:t>
       </w:r>
     </w:p>
     <w:p>
@@ -1508,25 +1354,7 @@
           <w:szCs w:val="14"/>
         </w:rPr>
         <w:tab/>
-        <w:t xml:space="preserve">Easycash reserves the right to require Borrowers to issue </w:t>
-      </w:r>
-      <w:proofErr w:type="spellStart"/>
-      <w:r>
-        <w:rPr>
-          <w:rFonts w:ascii="Arial" w:hAnsi="Arial" w:cs="Arial"/>
-          <w:sz w:val="14"/>
-          <w:szCs w:val="14"/>
-        </w:rPr>
-        <w:t>post dated</w:t>
-      </w:r>
-      <w:proofErr w:type="spellEnd"/>
-      <w:r>
-        <w:rPr>
-          <w:rFonts w:ascii="Arial" w:hAnsi="Arial" w:cs="Arial"/>
-          <w:sz w:val="14"/>
-          <w:szCs w:val="14"/>
-        </w:rPr>
-        <w:t xml:space="preserve"> checks in addition to the voluntary assignment of the allotment ATM card and passbook as the circumstances may so permit.</w:t>
+        <w:t>Easycash reserves the right to require Borrowers to issue post dated checks in addition to the voluntary assignment of the allotment ATM card and passbook as the circumstances may so permit.</w:t>
       </w:r>
     </w:p>
     <w:p>
@@ -1584,25 +1412,7 @@
           <w:szCs w:val="14"/>
         </w:rPr>
         <w:tab/>
-        <w:t xml:space="preserve">The post-dated checks should only be surrendered to authorized and designated Easycash employees with Easycash ID conspicuously displayed only within the Easycash office premises and only during the release of loan. Easycash shall not be held liable if Borrower and Co-Borrower give the post-dated checks to persons other than the authorized and designated Easycash employee and or surrender the checks outside of </w:t>
-      </w:r>
-      <w:proofErr w:type="spellStart"/>
-      <w:r>
-        <w:rPr>
-          <w:rFonts w:ascii="Arial" w:hAnsi="Arial" w:cs="Arial"/>
-          <w:sz w:val="14"/>
-          <w:szCs w:val="14"/>
-        </w:rPr>
-        <w:t>Easycash’s</w:t>
-      </w:r>
-      <w:proofErr w:type="spellEnd"/>
-      <w:r>
-        <w:rPr>
-          <w:rFonts w:ascii="Arial" w:hAnsi="Arial" w:cs="Arial"/>
-          <w:sz w:val="14"/>
-          <w:szCs w:val="14"/>
-        </w:rPr>
-        <w:t xml:space="preserve"> facilities or if the checks are surrendered before the loan is released.</w:t>
+        <w:t>The post-dated checks should only be surrendered to authorized and designated Easycash employees with Easycash ID conspicuously displayed only within the Easycash office premises and only during the release of loan. Easycash shall not be held liable if Borrower and Co-Borrower give the post-dated checks to persons other than the authorized and designated Easycash employee and or surrender the checks outside of Easycash’s facilities or if the checks are surrendered before the loan is released.</w:t>
       </w:r>
     </w:p>
     <w:p>
@@ -1750,25 +1560,7 @@
           <w:szCs w:val="14"/>
         </w:rPr>
         <w:tab/>
-        <w:t>The amortization/</w:t>
-      </w:r>
-      <w:proofErr w:type="spellStart"/>
-      <w:r>
-        <w:rPr>
-          <w:rFonts w:ascii="Arial" w:hAnsi="Arial" w:cs="Arial"/>
-          <w:sz w:val="14"/>
-          <w:szCs w:val="14"/>
-        </w:rPr>
-        <w:t>installment</w:t>
-      </w:r>
-      <w:proofErr w:type="spellEnd"/>
-      <w:r>
-        <w:rPr>
-          <w:rFonts w:ascii="Arial" w:hAnsi="Arial" w:cs="Arial"/>
-          <w:sz w:val="14"/>
-          <w:szCs w:val="14"/>
-        </w:rPr>
-        <w:t xml:space="preserve"> due must be paid on or before the due date as specified in the Disclosure Statement and Promissory Note to avoid payment of penalties and other charges and the loan becoming past due.</w:t>
+        <w:t>The amortization/installment due must be paid on or before the due date as specified in the Disclosure Statement and Promissory Note to avoid payment of penalties and other charges and the loan becoming past due.</w:t>
       </w:r>
     </w:p>
     <w:p>
@@ -1796,25 +1588,7 @@
           <w:szCs w:val="14"/>
         </w:rPr>
         <w:tab/>
-        <w:t xml:space="preserve">A penalty or late payment charge per month shall be imposed or collected on overdue </w:t>
-      </w:r>
-      <w:proofErr w:type="spellStart"/>
-      <w:r>
-        <w:rPr>
-          <w:rFonts w:ascii="Arial" w:hAnsi="Arial" w:cs="Arial"/>
-          <w:sz w:val="14"/>
-          <w:szCs w:val="14"/>
-        </w:rPr>
-        <w:t>installment</w:t>
-      </w:r>
-      <w:proofErr w:type="spellEnd"/>
-      <w:r>
-        <w:rPr>
-          <w:rFonts w:ascii="Arial" w:hAnsi="Arial" w:cs="Arial"/>
-          <w:sz w:val="14"/>
-          <w:szCs w:val="14"/>
-        </w:rPr>
-        <w:t>.</w:t>
+        <w:t>A penalty or late payment charge per month shall be imposed or collected on overdue installment.</w:t>
       </w:r>
     </w:p>
     <w:p>
@@ -1872,25 +1646,7 @@
           <w:szCs w:val="14"/>
         </w:rPr>
         <w:tab/>
-        <w:t xml:space="preserve">Upon default in the payment of any of the loan payment / </w:t>
-      </w:r>
-      <w:proofErr w:type="spellStart"/>
-      <w:r>
-        <w:rPr>
-          <w:rFonts w:ascii="Arial" w:hAnsi="Arial" w:cs="Arial"/>
-          <w:sz w:val="14"/>
-          <w:szCs w:val="14"/>
-        </w:rPr>
-        <w:t>installment</w:t>
-      </w:r>
-      <w:proofErr w:type="spellEnd"/>
-      <w:r>
-        <w:rPr>
-          <w:rFonts w:ascii="Arial" w:hAnsi="Arial" w:cs="Arial"/>
-          <w:sz w:val="14"/>
-          <w:szCs w:val="14"/>
-        </w:rPr>
-        <w:t xml:space="preserve"> due, the entire loan obligation shall become due and demandable.</w:t>
+        <w:t>Upon default in the payment of any of the loan payment / installment due, the entire loan obligation shall become due and demandable.</w:t>
       </w:r>
     </w:p>
     <w:p>
@@ -2040,25 +1796,7 @@
           <w:sz w:val="14"/>
           <w:szCs w:val="14"/>
         </w:rPr>
-        <w:t>In this regard, it is the obligation of the Borrower to inform Easycash before the first amortization/</w:t>
-      </w:r>
-      <w:proofErr w:type="spellStart"/>
-      <w:r>
-        <w:rPr>
-          <w:rFonts w:ascii="Arial" w:hAnsi="Arial" w:cs="Arial"/>
-          <w:sz w:val="14"/>
-          <w:szCs w:val="14"/>
-        </w:rPr>
-        <w:t>installment</w:t>
-      </w:r>
-      <w:proofErr w:type="spellEnd"/>
-      <w:r>
-        <w:rPr>
-          <w:rFonts w:ascii="Arial" w:hAnsi="Arial" w:cs="Arial"/>
-          <w:sz w:val="14"/>
-          <w:szCs w:val="14"/>
-        </w:rPr>
-        <w:t xml:space="preserve"> due commences, of any delay, movement and/or transfer of his departure or deployment date not due to his own doing. The Borrower may communicate through any available means – i.e. personal visit to Easycash office, through </w:t>
+        <w:t xml:space="preserve">In this regard, it is the obligation of the Borrower to inform Easycash before the first amortization/installment due commences, of any delay, movement and/or transfer of his departure or deployment date not due to his own doing. The Borrower may communicate through any available means – i.e. personal visit to Easycash office, through </w:t>
       </w:r>
       <w:r>
         <w:rPr>
@@ -2067,25 +1805,7 @@
           <w:szCs w:val="14"/>
         </w:rPr>
         <w:lastRenderedPageBreak/>
-        <w:t xml:space="preserve">phone calls, by text message, email, Facebook messenger, </w:t>
-      </w:r>
-      <w:proofErr w:type="spellStart"/>
-      <w:r>
-        <w:rPr>
-          <w:rFonts w:ascii="Arial" w:hAnsi="Arial" w:cs="Arial"/>
-          <w:sz w:val="14"/>
-          <w:szCs w:val="14"/>
-        </w:rPr>
-        <w:t>viber</w:t>
-      </w:r>
-      <w:proofErr w:type="spellEnd"/>
-      <w:r>
-        <w:rPr>
-          <w:rFonts w:ascii="Arial" w:hAnsi="Arial" w:cs="Arial"/>
-          <w:sz w:val="14"/>
-          <w:szCs w:val="14"/>
-        </w:rPr>
-        <w:t xml:space="preserve"> message, etc. in order for Easycash to properly arrange for the adjustment of the commencement date of the payment of the monthly loan amortizations as well as the succeeding monthly due dates.          </w:t>
+        <w:t xml:space="preserve">phone calls, by text message, email, Facebook messenger, viber message, etc. in order for Easycash to properly arrange for the adjustment of the commencement date of the payment of the monthly loan amortizations as well as the succeeding monthly due dates.          </w:t>
       </w:r>
     </w:p>
     <w:p>
@@ -2124,25 +1844,7 @@
           <w:sz w:val="14"/>
           <w:szCs w:val="14"/>
         </w:rPr>
-        <w:t>Easycash reserves the right to verify and validate the cause of Borrower’s delay in departure and deployment for the purpose of any such adjustment in the date of commencement of the first payment of the monthly loan amortizations, subject to the submission of appropriate documentary proof as may be required by Easycash.  Should the Borrower fail to inform Easycash of and or substantiate any delay in his departure or deployment, for any reason prior to the loan’s first amortization/</w:t>
-      </w:r>
-      <w:proofErr w:type="spellStart"/>
-      <w:r>
-        <w:rPr>
-          <w:rFonts w:ascii="Arial" w:hAnsi="Arial" w:cs="Arial"/>
-          <w:sz w:val="14"/>
-          <w:szCs w:val="14"/>
-        </w:rPr>
-        <w:t>installment</w:t>
-      </w:r>
-      <w:proofErr w:type="spellEnd"/>
-      <w:r>
-        <w:rPr>
-          <w:rFonts w:ascii="Arial" w:hAnsi="Arial" w:cs="Arial"/>
-          <w:sz w:val="14"/>
-          <w:szCs w:val="14"/>
-        </w:rPr>
-        <w:t xml:space="preserve"> due date, the loan repayment schedule shall commence as specified in the Disclosure Statement and Promissory Note.</w:t>
+        <w:t>Easycash reserves the right to verify and validate the cause of Borrower’s delay in departure and deployment for the purpose of any such adjustment in the date of commencement of the first payment of the monthly loan amortizations, subject to the submission of appropriate documentary proof as may be required by Easycash.  Should the Borrower fail to inform Easycash of and or substantiate any delay in his departure or deployment, for any reason prior to the loan’s first amortization/installment due date, the loan repayment schedule shall commence as specified in the Disclosure Statement and Promissory Note.</w:t>
       </w:r>
     </w:p>
     <w:p>
@@ -2981,25 +2683,7 @@
           <w:sz w:val="14"/>
           <w:szCs w:val="14"/>
         </w:rPr>
-        <w:t xml:space="preserve"> is important for the Borrower and Co-Borrower to immediately inform Easycash of loan payments made through </w:t>
-      </w:r>
-      <w:proofErr w:type="spellStart"/>
-      <w:r>
-        <w:rPr>
-          <w:rFonts w:ascii="Arial" w:hAnsi="Arial" w:cs="Arial"/>
-          <w:sz w:val="14"/>
-          <w:szCs w:val="14"/>
-        </w:rPr>
-        <w:t>Easycash’s</w:t>
-      </w:r>
-      <w:proofErr w:type="spellEnd"/>
-      <w:r>
-        <w:rPr>
-          <w:rFonts w:ascii="Arial" w:hAnsi="Arial" w:cs="Arial"/>
-          <w:sz w:val="14"/>
-          <w:szCs w:val="14"/>
-        </w:rPr>
-        <w:t xml:space="preserve"> BDO account by submitting in person or sending copies of the BDO deposit slip payment transaction to </w:t>
+        <w:t xml:space="preserve"> is important for the Borrower and Co-Borrower to immediately inform Easycash of loan payments made through Easycash’s BDO account by submitting in person or sending copies of the BDO deposit slip payment transaction to </w:t>
       </w:r>
       <w:proofErr w:type="gramStart"/>
       <w:r>
@@ -3065,25 +2749,7 @@
           <w:sz w:val="14"/>
           <w:szCs w:val="14"/>
         </w:rPr>
-        <w:t xml:space="preserve">Always demand for an official receipt bearing the name of Easycash Lending Company Inc. every time payment is made. Easycash will not </w:t>
-      </w:r>
-      <w:proofErr w:type="spellStart"/>
-      <w:r>
-        <w:rPr>
-          <w:rFonts w:ascii="Arial" w:hAnsi="Arial" w:cs="Arial"/>
-          <w:sz w:val="14"/>
-          <w:szCs w:val="14"/>
-        </w:rPr>
-        <w:t>honor</w:t>
-      </w:r>
-      <w:proofErr w:type="spellEnd"/>
-      <w:r>
-        <w:rPr>
-          <w:rFonts w:ascii="Arial" w:hAnsi="Arial" w:cs="Arial"/>
-          <w:sz w:val="14"/>
-          <w:szCs w:val="14"/>
-        </w:rPr>
-        <w:t xml:space="preserve"> any claim of payment if such amount is acknowledged or issued only with an ordinary paper, acknowledgement or provisional receipt or any receipt not owned or issued by Easycash.</w:t>
+        <w:t>Always demand for an official receipt bearing the name of Easycash Lending Company Inc. every time payment is made. Easycash will not honor any claim of payment if such amount is acknowledged or issued only with an ordinary paper, acknowledgement or provisional receipt or any receipt not owned or issued by Easycash.</w:t>
       </w:r>
     </w:p>
     <w:p>
@@ -3314,43 +2980,7 @@
           <w:sz w:val="14"/>
           <w:szCs w:val="14"/>
         </w:rPr>
-        <w:t xml:space="preserve">Only payments made via the above listed official payment channels shall be </w:t>
-      </w:r>
-      <w:proofErr w:type="spellStart"/>
-      <w:r>
-        <w:rPr>
-          <w:rFonts w:ascii="Arial" w:hAnsi="Arial" w:cs="Arial"/>
-          <w:sz w:val="14"/>
-          <w:szCs w:val="14"/>
-        </w:rPr>
-        <w:t>honored</w:t>
-      </w:r>
-      <w:proofErr w:type="spellEnd"/>
-      <w:r>
-        <w:rPr>
-          <w:rFonts w:ascii="Arial" w:hAnsi="Arial" w:cs="Arial"/>
-          <w:sz w:val="14"/>
-          <w:szCs w:val="14"/>
-        </w:rPr>
-        <w:t xml:space="preserve"> by Easycash. Any payments transacted through personal bank accounts, remittance/payment </w:t>
-      </w:r>
-      <w:proofErr w:type="spellStart"/>
-      <w:r>
-        <w:rPr>
-          <w:rFonts w:ascii="Arial" w:hAnsi="Arial" w:cs="Arial"/>
-          <w:sz w:val="14"/>
-          <w:szCs w:val="14"/>
-        </w:rPr>
-        <w:t>centers</w:t>
-      </w:r>
-      <w:proofErr w:type="spellEnd"/>
-      <w:r>
-        <w:rPr>
-          <w:rFonts w:ascii="Arial" w:hAnsi="Arial" w:cs="Arial"/>
-          <w:sz w:val="14"/>
-          <w:szCs w:val="14"/>
-        </w:rPr>
-        <w:t>, or via cash means outside of Easycash facilities or accounts and not by means of any of the above-enumerated official payment channels and not under the name of Easycash Lending Company, Inc. shall not be acknowledged.</w:t>
+        <w:t>Only payments made via the above listed official payment channels shall be honored by Easycash. Any payments transacted through personal bank accounts, remittance/payment centers, or via cash means outside of Easycash facilities or accounts and not by means of any of the above-enumerated official payment channels and not under the name of Easycash Lending Company, Inc. shall not be acknowledged.</w:t>
       </w:r>
     </w:p>
     <w:p>
@@ -3471,43 +3101,7 @@
           <w:szCs w:val="14"/>
         </w:rPr>
         <w:tab/>
-        <w:t xml:space="preserve">Payments made via </w:t>
-      </w:r>
-      <w:proofErr w:type="spellStart"/>
-      <w:r>
-        <w:rPr>
-          <w:rFonts w:ascii="Arial" w:hAnsi="Arial" w:cs="Arial"/>
-          <w:sz w:val="14"/>
-          <w:szCs w:val="14"/>
-        </w:rPr>
-        <w:t>Dragonpay</w:t>
-      </w:r>
-      <w:proofErr w:type="spellEnd"/>
-      <w:r>
-        <w:rPr>
-          <w:rFonts w:ascii="Arial" w:hAnsi="Arial" w:cs="Arial"/>
-          <w:sz w:val="14"/>
-          <w:szCs w:val="14"/>
-        </w:rPr>
-        <w:t xml:space="preserve"> and EC Pay will be processed 3 to 5 banking days after the date of </w:t>
-      </w:r>
-      <w:proofErr w:type="spellStart"/>
-      <w:r>
-        <w:rPr>
-          <w:rFonts w:ascii="Arial" w:hAnsi="Arial" w:cs="Arial"/>
-          <w:sz w:val="14"/>
-          <w:szCs w:val="14"/>
-        </w:rPr>
-        <w:t>Dragonpay</w:t>
-      </w:r>
-      <w:proofErr w:type="spellEnd"/>
-      <w:r>
-        <w:rPr>
-          <w:rFonts w:ascii="Arial" w:hAnsi="Arial" w:cs="Arial"/>
-          <w:sz w:val="14"/>
-          <w:szCs w:val="14"/>
-        </w:rPr>
-        <w:t xml:space="preserve"> or EC Pay transaction or once Easycash receives a collection report from the said payment channels.</w:t>
+        <w:t>Payments made via Dragonpay and EC Pay will be processed 3 to 5 banking days after the date of Dragonpay or EC Pay transaction or once Easycash receives a collection report from the said payment channels.</w:t>
       </w:r>
     </w:p>
     <w:p>
@@ -3561,25 +3155,7 @@
           <w:sz w:val="14"/>
           <w:szCs w:val="14"/>
         </w:rPr>
-        <w:t>The entire unpaid loan obligation shall become due and demandable if any of the amortization/</w:t>
-      </w:r>
-      <w:proofErr w:type="spellStart"/>
-      <w:r>
-        <w:rPr>
-          <w:rFonts w:ascii="Arial" w:hAnsi="Arial" w:cs="Arial"/>
-          <w:sz w:val="14"/>
-          <w:szCs w:val="14"/>
-        </w:rPr>
-        <w:t>installment</w:t>
-      </w:r>
-      <w:proofErr w:type="spellEnd"/>
-      <w:r>
-        <w:rPr>
-          <w:rFonts w:ascii="Arial" w:hAnsi="Arial" w:cs="Arial"/>
-          <w:sz w:val="14"/>
-          <w:szCs w:val="14"/>
-        </w:rPr>
-        <w:t xml:space="preserve"> due, or any part thereof, reaches </w:t>
+        <w:t xml:space="preserve">The entire unpaid loan obligation shall become due and demandable if any of the amortization/installment due, or any part thereof, reaches </w:t>
       </w:r>
       <w:proofErr w:type="gramStart"/>
       <w:r>
@@ -4020,29 +3596,7 @@
                 <w:sz w:val="14"/>
                 <w:szCs w:val="14"/>
               </w:rPr>
-              <w:t>{</w:t>
-            </w:r>
-            <w:proofErr w:type="spellStart"/>
-            <w:r>
-              <w:rPr>
-                <w:rFonts w:ascii="Arial" w:hAnsi="Arial" w:cs="Arial"/>
-                <w:b/>
-                <w:bCs/>
-                <w:sz w:val="14"/>
-                <w:szCs w:val="14"/>
-              </w:rPr>
-              <w:t>BorrowerName</w:t>
-            </w:r>
-            <w:proofErr w:type="spellEnd"/>
-            <w:r>
-              <w:rPr>
-                <w:rFonts w:ascii="Arial" w:hAnsi="Arial" w:cs="Arial"/>
-                <w:b/>
-                <w:bCs/>
-                <w:sz w:val="14"/>
-                <w:szCs w:val="14"/>
-              </w:rPr>
-              <w:t>}</w:t>
+              <w:t>{BorrowerName}</w:t>
             </w:r>
           </w:p>
         </w:tc>
@@ -4062,6 +3616,16 @@
                 <w:szCs w:val="14"/>
               </w:rPr>
             </w:pPr>
+            <w:r>
+              <w:rPr>
+                <w:rFonts w:ascii="Arial" w:hAnsi="Arial" w:cs="Arial"/>
+                <w:b/>
+                <w:bCs/>
+                <w:sz w:val="14"/>
+                <w:szCs w:val="14"/>
+              </w:rPr>
+              <w:t>{CoBorrowerName}</w:t>
+            </w:r>
           </w:p>
         </w:tc>
       </w:tr>

--- a/app/backend/templates/LOAN_AGREEMENT_SEAFARER.docx
+++ b/app/backend/templates/LOAN_AGREEMENT_SEAFARER.docx
@@ -3588,6 +3588,14 @@
                 <w:szCs w:val="14"/>
               </w:rPr>
             </w:pPr>
+            <w:r>
+              <w:rPr>
+                <w:color w:val="FFFFFF"/>
+                <w:sz w:val="2"/>
+                <w:szCs w:val="2"/>
+              </w:rPr>
+              <w:t xml:space="preserve">[[SIGNATURE_ANCHOR]]</w:t>
+            </w:r>
             <w:r>
               <w:rPr>
                 <w:rFonts w:ascii="Arial" w:hAnsi="Arial" w:cs="Arial"/>

--- a/app/backend/templates/LOAN_AGREEMENT_SEAFARER.docx
+++ b/app/backend/templates/LOAN_AGREEMENT_SEAFARER.docx
@@ -3624,6 +3624,14 @@
                 <w:szCs w:val="14"/>
               </w:rPr>
             </w:pPr>
+            <w:r>
+              <w:rPr>
+                <w:color w:val="FFFFFF"/>
+                <w:sz w:val="2"/>
+                <w:szCs w:val="2"/>
+              </w:rPr>
+              <w:t xml:space="preserve">[[SIGNATURE_ANCHOR_CO_BORROWER]]</w:t>
+            </w:r>
             <w:r>
               <w:rPr>
                 <w:rFonts w:ascii="Arial" w:hAnsi="Arial" w:cs="Arial"/>

--- a/app/backend/templates/LOAN_AGREEMENT_SEAFARER.docx
+++ b/app/backend/templates/LOAN_AGREEMENT_SEAFARER.docx
@@ -1,6 +1,6 @@
 
 <file path=word/document.xml><?xml version="1.0" encoding="utf-8"?>
-<w:document xmlns:wpc="http://schemas.microsoft.com/office/word/2010/wordprocessingCanvas" xmlns:cx="http://schemas.microsoft.com/office/drawing/2014/chartex" xmlns:cx1="http://schemas.microsoft.com/office/drawing/2015/9/8/chartex" xmlns:cx2="http://schemas.microsoft.com/office/drawing/2015/10/21/chartex" xmlns:cx3="http://schemas.microsoft.com/office/drawing/2016/5/9/chartex" xmlns:cx4="http://schemas.microsoft.com/office/drawing/2016/5/10/chartex" xmlns:cx5="http://schemas.microsoft.com/office/drawing/2016/5/11/chartex" xmlns:cx6="http://schemas.microsoft.com/office/drawing/2016/5/12/chartex" xmlns:cx7="http://schemas.microsoft.com/office/drawing/2016/5/13/chartex" xmlns:cx8="http://schemas.microsoft.com/office/drawing/2016/5/14/chartex" xmlns:mc="http://schemas.openxmlformats.org/markup-compatibility/2006" xmlns:aink="http://schemas.microsoft.com/office/drawing/2016/ink" xmlns:am3d="http://schemas.microsoft.com/office/drawing/2017/model3d" xmlns:o="urn:schemas-microsoft-com:office:office" xmlns:oel="http://schemas.microsoft.com/office/2019/extlst" xmlns:r="http://schemas.openxmlformats.org/officeDocument/2006/relationships" xmlns:m="http://schemas.openxmlformats.org/officeDocument/2006/math" xmlns:v="urn:schemas-microsoft-com:vml" xmlns:wp14="http://schemas.microsoft.com/office/word/2010/wordprocessingDrawing" xmlns:wp="http://schemas.openxmlformats.org/drawingml/2006/wordprocessingDrawing" xmlns:w10="urn:schemas-microsoft-com:office:word" xmlns:w="http://schemas.openxmlformats.org/wordprocessingml/2006/main" xmlns:w14="http://schemas.microsoft.com/office/word/2010/wordml" xmlns:w15="http://schemas.microsoft.com/office/word/2012/wordml" xmlns:w16cex="http://schemas.microsoft.com/office/word/2018/wordml/cex" xmlns:w16cid="http://schemas.microsoft.com/office/word/2016/wordml/cid" xmlns:w16="http://schemas.microsoft.com/office/word/2018/wordml" xmlns:w16du="http://schemas.microsoft.com/office/word/2023/wordml/word16du" xmlns:w16sdtdh="http://schemas.microsoft.com/office/word/2020/wordml/sdtdatahash" xmlns:w16sdtfl="http://schemas.microsoft.com/office/word/2024/wordml/sdtformatlock" xmlns:w16se="http://schemas.microsoft.com/office/word/2015/wordml/symex" xmlns:wpg="http://schemas.microsoft.com/office/word/2010/wordprocessingGroup" xmlns:wpi="http://schemas.microsoft.com/office/word/2010/wordprocessingInk" xmlns:wne="http://schemas.microsoft.com/office/word/2006/wordml" xmlns:wps="http://schemas.microsoft.com/office/word/2010/wordprocessingShape" mc:Ignorable="w14 w15 w16se w16cid w16 w16cex w16sdtdh w16sdtfl w16du wp14">
+<w:document xmlns:wpc="http://schemas.microsoft.com/office/word/2010/wordprocessingCanvas" xmlns:cx="http://schemas.microsoft.com/office/drawing/2014/chartex" xmlns:cx1="http://schemas.microsoft.com/office/drawing/2015/9/8/chartex" xmlns:cx2="http://schemas.microsoft.com/office/drawing/2015/10/21/chartex" xmlns:cx3="http://schemas.microsoft.com/office/drawing/2016/5/9/chartex" xmlns:cx4="http://schemas.microsoft.com/office/drawing/2016/5/10/chartex" xmlns:cx5="http://schemas.microsoft.com/office/drawing/2016/5/11/chartex" xmlns:cx6="http://schemas.microsoft.com/office/drawing/2016/5/12/chartex" xmlns:cx7="http://schemas.microsoft.com/office/drawing/2016/5/13/chartex" xmlns:cx8="http://schemas.microsoft.com/office/drawing/2016/5/14/chartex" xmlns:mc="http://schemas.openxmlformats.org/markup-compatibility/2006" xmlns:aink="http://schemas.microsoft.com/office/drawing/2016/ink" xmlns:am3d="http://schemas.microsoft.com/office/drawing/2017/model3d" xmlns:o="urn:schemas-microsoft-com:office:office" xmlns:oel="http://schemas.microsoft.com/office/2019/extlst" xmlns:r="http://schemas.openxmlformats.org/officeDocument/2006/relationships" xmlns:m="http://schemas.openxmlformats.org/officeDocument/2006/math" xmlns:v="urn:schemas-microsoft-com:vml" xmlns:wp14="http://schemas.microsoft.com/office/word/2010/wordprocessingDrawing" xmlns:wp="http://schemas.openxmlformats.org/drawingml/2006/wordprocessingDrawing" xmlns:w10="urn:schemas-microsoft-com:office:word" xmlns:w="http://schemas.openxmlformats.org/wordprocessingml/2006/main" xmlns:w14="http://schemas.microsoft.com/office/word/2010/wordml" xmlns:w15="http://schemas.microsoft.com/office/word/2012/wordml" xmlns:w16cei="http://schemas.microsoft.com/office/word/2026/wordml/cei" xmlns:w16cex="http://schemas.microsoft.com/office/word/2018/wordml/cex" xmlns:w16cid="http://schemas.microsoft.com/office/word/2016/wordml/cid" xmlns:w16="http://schemas.microsoft.com/office/word/2018/wordml" xmlns:w16du="http://schemas.microsoft.com/office/word/2023/wordml/word16du" xmlns:w16sdtdh="http://schemas.microsoft.com/office/word/2020/wordml/sdtdatahash" xmlns:w16sdtfl="http://schemas.microsoft.com/office/word/2024/wordml/sdtformatlock" xmlns:w16se="http://schemas.microsoft.com/office/word/2015/wordml/symex" xmlns:wpg="http://schemas.microsoft.com/office/word/2010/wordprocessingGroup" xmlns:wpi="http://schemas.microsoft.com/office/word/2010/wordprocessingInk" xmlns:wne="http://schemas.microsoft.com/office/word/2006/wordml" xmlns:wps="http://schemas.microsoft.com/office/word/2010/wordprocessingShape" mc:Ignorable="w14 w15 w16se w16cid w16 w16cex w16sdtdh w16sdtfl w16du wp14">
   <w:body>
     <w:p>
       <w:pPr>
@@ -73,7 +73,25 @@
           <w:sz w:val="14"/>
           <w:szCs w:val="14"/>
         </w:rPr>
-        <w:t xml:space="preserve"> Dragonpay </w:t>
+        <w:t xml:space="preserve"> </w:t>
+      </w:r>
+      <w:proofErr w:type="spellStart"/>
+      <w:r>
+        <w:rPr>
+          <w:rFonts w:ascii="Arial" w:hAnsi="Arial" w:cs="Arial"/>
+          <w:sz w:val="14"/>
+          <w:szCs w:val="14"/>
+        </w:rPr>
+        <w:t>Dragonpay</w:t>
+      </w:r>
+      <w:proofErr w:type="spellEnd"/>
+      <w:r>
+        <w:rPr>
+          <w:rFonts w:ascii="Arial" w:hAnsi="Arial" w:cs="Arial"/>
+          <w:sz w:val="14"/>
+          <w:szCs w:val="14"/>
+        </w:rPr>
+        <w:t xml:space="preserve"> </w:t>
       </w:r>
       <w:proofErr w:type="gramStart"/>
       <w:r>
@@ -395,6 +413,7 @@
         <w:tab/>
         <w:t xml:space="preserve">Easycash shall disburse the loan in the amount of </w:t>
       </w:r>
+      <w:proofErr w:type="spellStart"/>
       <w:proofErr w:type="gramStart"/>
       <w:r>
         <w:rPr>
@@ -402,7 +421,16 @@
           <w:sz w:val="14"/>
           <w:szCs w:val="14"/>
         </w:rPr>
-        <w:t>Php  by</w:t>
+        <w:t>Php</w:t>
+      </w:r>
+      <w:proofErr w:type="spellEnd"/>
+      <w:r>
+        <w:rPr>
+          <w:rFonts w:ascii="Arial" w:hAnsi="Arial" w:cs="Arial"/>
+          <w:sz w:val="14"/>
+          <w:szCs w:val="14"/>
+        </w:rPr>
+        <w:t xml:space="preserve">  by</w:t>
       </w:r>
       <w:proofErr w:type="gramEnd"/>
       <w:r>
@@ -570,7 +598,25 @@
           <w:szCs w:val="14"/>
         </w:rPr>
         <w:tab/>
-        <w:t>The Borrower shall nominate his/her active bank account as channel for the disbursement of allotment excess after repayment of monthly installments.</w:t>
+        <w:t xml:space="preserve">The Borrower shall nominate his/her active bank account as channel for the disbursement of allotment excess after repayment of monthly </w:t>
+      </w:r>
+      <w:proofErr w:type="spellStart"/>
+      <w:r>
+        <w:rPr>
+          <w:rFonts w:ascii="Arial" w:hAnsi="Arial" w:cs="Arial"/>
+          <w:sz w:val="14"/>
+          <w:szCs w:val="14"/>
+        </w:rPr>
+        <w:t>installments</w:t>
+      </w:r>
+      <w:proofErr w:type="spellEnd"/>
+      <w:r>
+        <w:rPr>
+          <w:rFonts w:ascii="Arial" w:hAnsi="Arial" w:cs="Arial"/>
+          <w:sz w:val="14"/>
+          <w:szCs w:val="14"/>
+        </w:rPr>
+        <w:t>.</w:t>
       </w:r>
     </w:p>
     <w:p>
@@ -599,7 +645,25 @@
           <w:szCs w:val="14"/>
         </w:rPr>
         <w:tab/>
-        <w:t>In the event that the nominated bank account is under the name of Co-Borrower or immediate relative, the Borrower shall submit a signed authorization letter declaring the bank account details is his/her nominated bank account for the disbursement of allotment excess after repayment of monthly installments.</w:t>
+        <w:t xml:space="preserve">In the event that the nominated bank account is under the name of Co-Borrower or immediate relative, the Borrower shall submit a signed authorization letter declaring the bank account details is his/her nominated bank account for the disbursement of allotment excess after repayment of monthly </w:t>
+      </w:r>
+      <w:proofErr w:type="spellStart"/>
+      <w:r>
+        <w:rPr>
+          <w:rFonts w:ascii="Arial" w:hAnsi="Arial" w:cs="Arial"/>
+          <w:sz w:val="14"/>
+          <w:szCs w:val="14"/>
+        </w:rPr>
+        <w:t>installments</w:t>
+      </w:r>
+      <w:proofErr w:type="spellEnd"/>
+      <w:r>
+        <w:rPr>
+          <w:rFonts w:ascii="Arial" w:hAnsi="Arial" w:cs="Arial"/>
+          <w:sz w:val="14"/>
+          <w:szCs w:val="14"/>
+        </w:rPr>
+        <w:t>.</w:t>
       </w:r>
     </w:p>
     <w:p>
@@ -929,7 +993,43 @@
           <w:szCs w:val="14"/>
         </w:rPr>
         <w:tab/>
-        <w:t>The Borrower and Co-borrower hereby give authority to Easycash to inquire about the account balance and withdraw from the Allotment ATM card to pay for the monthly loan amortization/installment due, plus pertinent interests, penalties and other charges.</w:t>
+        <w:t xml:space="preserve">The Borrower and Co-borrower hereby </w:t>
+      </w:r>
+      <w:proofErr w:type="spellStart"/>
+      <w:r>
+        <w:rPr>
+          <w:rFonts w:ascii="Arial" w:hAnsi="Arial" w:cs="Arial"/>
+          <w:sz w:val="14"/>
+          <w:szCs w:val="14"/>
+        </w:rPr>
+        <w:t>give</w:t>
+      </w:r>
+      <w:proofErr w:type="spellEnd"/>
+      <w:r>
+        <w:rPr>
+          <w:rFonts w:ascii="Arial" w:hAnsi="Arial" w:cs="Arial"/>
+          <w:sz w:val="14"/>
+          <w:szCs w:val="14"/>
+        </w:rPr>
+        <w:t xml:space="preserve"> authority to Easycash to inquire about the account balance and withdraw from the Allotment ATM card to pay for the monthly loan amortization/</w:t>
+      </w:r>
+      <w:proofErr w:type="spellStart"/>
+      <w:r>
+        <w:rPr>
+          <w:rFonts w:ascii="Arial" w:hAnsi="Arial" w:cs="Arial"/>
+          <w:sz w:val="14"/>
+          <w:szCs w:val="14"/>
+        </w:rPr>
+        <w:t>installment</w:t>
+      </w:r>
+      <w:proofErr w:type="spellEnd"/>
+      <w:r>
+        <w:rPr>
+          <w:rFonts w:ascii="Arial" w:hAnsi="Arial" w:cs="Arial"/>
+          <w:sz w:val="14"/>
+          <w:szCs w:val="14"/>
+        </w:rPr>
+        <w:t xml:space="preserve"> due, plus pertinent interests, penalties and other charges.</w:t>
       </w:r>
     </w:p>
     <w:p>
@@ -958,7 +1058,25 @@
           <w:szCs w:val="14"/>
         </w:rPr>
         <w:tab/>
-        <w:t>Any amount monitored on or before the due date of the loan is acknowledged and considered by Easycash as for payment of the loan amortization/installment due.</w:t>
+        <w:t>Any amount monitored on or before the due date of the loan is acknowledged and considered by Easycash as for payment of the loan amortization/</w:t>
+      </w:r>
+      <w:proofErr w:type="spellStart"/>
+      <w:r>
+        <w:rPr>
+          <w:rFonts w:ascii="Arial" w:hAnsi="Arial" w:cs="Arial"/>
+          <w:sz w:val="14"/>
+          <w:szCs w:val="14"/>
+        </w:rPr>
+        <w:t>installment</w:t>
+      </w:r>
+      <w:proofErr w:type="spellEnd"/>
+      <w:r>
+        <w:rPr>
+          <w:rFonts w:ascii="Arial" w:hAnsi="Arial" w:cs="Arial"/>
+          <w:sz w:val="14"/>
+          <w:szCs w:val="14"/>
+        </w:rPr>
+        <w:t xml:space="preserve"> due.</w:t>
       </w:r>
     </w:p>
     <w:p>
@@ -987,7 +1105,25 @@
           <w:szCs w:val="14"/>
         </w:rPr>
         <w:tab/>
-        <w:t>In case of delay in payment, penalty fees and other charges incurred shall be automatically deducted from the balance of the allotment on top of the monthly amortization/installment due.</w:t>
+        <w:t>In case of delay in payment, penalty fees and other charges incurred shall be automatically deducted from the balance of the allotment on top of the monthly amortization/</w:t>
+      </w:r>
+      <w:proofErr w:type="spellStart"/>
+      <w:r>
+        <w:rPr>
+          <w:rFonts w:ascii="Arial" w:hAnsi="Arial" w:cs="Arial"/>
+          <w:sz w:val="14"/>
+          <w:szCs w:val="14"/>
+        </w:rPr>
+        <w:t>installment</w:t>
+      </w:r>
+      <w:proofErr w:type="spellEnd"/>
+      <w:r>
+        <w:rPr>
+          <w:rFonts w:ascii="Arial" w:hAnsi="Arial" w:cs="Arial"/>
+          <w:sz w:val="14"/>
+          <w:szCs w:val="14"/>
+        </w:rPr>
+        <w:t xml:space="preserve"> due.</w:t>
       </w:r>
     </w:p>
     <w:p>
@@ -1074,7 +1210,25 @@
           <w:szCs w:val="14"/>
         </w:rPr>
         <w:tab/>
-        <w:t>The following is considered material breach of this Loan Agreement and shall constitute as a ground for calling the entire unpaid portion of the loan to be due and demandable, without prejudice to the filing of appropriate criminal charge/s for estafa and/or any other crime under the Revised Penal Code and/or special penal laws:</w:t>
+        <w:t xml:space="preserve">The following is considered material breach of this Loan Agreement and shall constitute as a ground for calling the entire unpaid portion of the loan to be due and demandable, without prejudice to the filing of appropriate criminal charge/s for </w:t>
+      </w:r>
+      <w:proofErr w:type="spellStart"/>
+      <w:r>
+        <w:rPr>
+          <w:rFonts w:ascii="Arial" w:hAnsi="Arial" w:cs="Arial"/>
+          <w:sz w:val="14"/>
+          <w:szCs w:val="14"/>
+        </w:rPr>
+        <w:t>estafa</w:t>
+      </w:r>
+      <w:proofErr w:type="spellEnd"/>
+      <w:r>
+        <w:rPr>
+          <w:rFonts w:ascii="Arial" w:hAnsi="Arial" w:cs="Arial"/>
+          <w:sz w:val="14"/>
+          <w:szCs w:val="14"/>
+        </w:rPr>
+        <w:t xml:space="preserve"> and/or any other crime under the Revised Penal Code and/or special penal laws:</w:t>
       </w:r>
     </w:p>
     <w:p>
@@ -1354,7 +1508,25 @@
           <w:szCs w:val="14"/>
         </w:rPr>
         <w:tab/>
-        <w:t>Easycash reserves the right to require Borrowers to issue post dated checks in addition to the voluntary assignment of the allotment ATM card and passbook as the circumstances may so permit.</w:t>
+        <w:t xml:space="preserve">Easycash reserves the right to require Borrowers to issue </w:t>
+      </w:r>
+      <w:proofErr w:type="spellStart"/>
+      <w:r>
+        <w:rPr>
+          <w:rFonts w:ascii="Arial" w:hAnsi="Arial" w:cs="Arial"/>
+          <w:sz w:val="14"/>
+          <w:szCs w:val="14"/>
+        </w:rPr>
+        <w:t>post dated</w:t>
+      </w:r>
+      <w:proofErr w:type="spellEnd"/>
+      <w:r>
+        <w:rPr>
+          <w:rFonts w:ascii="Arial" w:hAnsi="Arial" w:cs="Arial"/>
+          <w:sz w:val="14"/>
+          <w:szCs w:val="14"/>
+        </w:rPr>
+        <w:t xml:space="preserve"> checks in addition to the voluntary assignment of the allotment ATM card and passbook as the circumstances may so permit.</w:t>
       </w:r>
     </w:p>
     <w:p>
@@ -1412,7 +1584,25 @@
           <w:szCs w:val="14"/>
         </w:rPr>
         <w:tab/>
-        <w:t>The post-dated checks should only be surrendered to authorized and designated Easycash employees with Easycash ID conspicuously displayed only within the Easycash office premises and only during the release of loan. Easycash shall not be held liable if Borrower and Co-Borrower give the post-dated checks to persons other than the authorized and designated Easycash employee and or surrender the checks outside of Easycash’s facilities or if the checks are surrendered before the loan is released.</w:t>
+        <w:t xml:space="preserve">The post-dated checks should only be surrendered to authorized and designated Easycash employees with Easycash ID conspicuously displayed only within the Easycash office premises and only during the release of loan. Easycash shall not be held liable if Borrower and Co-Borrower give the post-dated checks to persons other than the authorized and designated Easycash employee and or surrender the checks outside of </w:t>
+      </w:r>
+      <w:proofErr w:type="spellStart"/>
+      <w:r>
+        <w:rPr>
+          <w:rFonts w:ascii="Arial" w:hAnsi="Arial" w:cs="Arial"/>
+          <w:sz w:val="14"/>
+          <w:szCs w:val="14"/>
+        </w:rPr>
+        <w:t>Easycash’s</w:t>
+      </w:r>
+      <w:proofErr w:type="spellEnd"/>
+      <w:r>
+        <w:rPr>
+          <w:rFonts w:ascii="Arial" w:hAnsi="Arial" w:cs="Arial"/>
+          <w:sz w:val="14"/>
+          <w:szCs w:val="14"/>
+        </w:rPr>
+        <w:t xml:space="preserve"> facilities or if the checks are surrendered before the loan is released.</w:t>
       </w:r>
     </w:p>
     <w:p>
@@ -1560,7 +1750,25 @@
           <w:szCs w:val="14"/>
         </w:rPr>
         <w:tab/>
-        <w:t>The amortization/installment due must be paid on or before the due date as specified in the Disclosure Statement and Promissory Note to avoid payment of penalties and other charges and the loan becoming past due.</w:t>
+        <w:t>The amortization/</w:t>
+      </w:r>
+      <w:proofErr w:type="spellStart"/>
+      <w:r>
+        <w:rPr>
+          <w:rFonts w:ascii="Arial" w:hAnsi="Arial" w:cs="Arial"/>
+          <w:sz w:val="14"/>
+          <w:szCs w:val="14"/>
+        </w:rPr>
+        <w:t>installment</w:t>
+      </w:r>
+      <w:proofErr w:type="spellEnd"/>
+      <w:r>
+        <w:rPr>
+          <w:rFonts w:ascii="Arial" w:hAnsi="Arial" w:cs="Arial"/>
+          <w:sz w:val="14"/>
+          <w:szCs w:val="14"/>
+        </w:rPr>
+        <w:t xml:space="preserve"> due must be paid on or before the due date as specified in the Disclosure Statement and Promissory Note to avoid payment of penalties and other charges and the loan becoming past due.</w:t>
       </w:r>
     </w:p>
     <w:p>
@@ -1588,7 +1796,25 @@
           <w:szCs w:val="14"/>
         </w:rPr>
         <w:tab/>
-        <w:t>A penalty or late payment charge per month shall be imposed or collected on overdue installment.</w:t>
+        <w:t xml:space="preserve">A penalty or late payment charge per month shall be imposed or collected on overdue </w:t>
+      </w:r>
+      <w:proofErr w:type="spellStart"/>
+      <w:r>
+        <w:rPr>
+          <w:rFonts w:ascii="Arial" w:hAnsi="Arial" w:cs="Arial"/>
+          <w:sz w:val="14"/>
+          <w:szCs w:val="14"/>
+        </w:rPr>
+        <w:t>installment</w:t>
+      </w:r>
+      <w:proofErr w:type="spellEnd"/>
+      <w:r>
+        <w:rPr>
+          <w:rFonts w:ascii="Arial" w:hAnsi="Arial" w:cs="Arial"/>
+          <w:sz w:val="14"/>
+          <w:szCs w:val="14"/>
+        </w:rPr>
+        <w:t>.</w:t>
       </w:r>
     </w:p>
     <w:p>
@@ -1646,7 +1872,25 @@
           <w:szCs w:val="14"/>
         </w:rPr>
         <w:tab/>
-        <w:t>Upon default in the payment of any of the loan payment / installment due, the entire loan obligation shall become due and demandable.</w:t>
+        <w:t xml:space="preserve">Upon default in the payment of any of the loan payment / </w:t>
+      </w:r>
+      <w:proofErr w:type="spellStart"/>
+      <w:r>
+        <w:rPr>
+          <w:rFonts w:ascii="Arial" w:hAnsi="Arial" w:cs="Arial"/>
+          <w:sz w:val="14"/>
+          <w:szCs w:val="14"/>
+        </w:rPr>
+        <w:t>installment</w:t>
+      </w:r>
+      <w:proofErr w:type="spellEnd"/>
+      <w:r>
+        <w:rPr>
+          <w:rFonts w:ascii="Arial" w:hAnsi="Arial" w:cs="Arial"/>
+          <w:sz w:val="14"/>
+          <w:szCs w:val="14"/>
+        </w:rPr>
+        <w:t xml:space="preserve"> due, the entire loan obligation shall become due and demandable.</w:t>
       </w:r>
     </w:p>
     <w:p>
@@ -1796,7 +2040,25 @@
           <w:sz w:val="14"/>
           <w:szCs w:val="14"/>
         </w:rPr>
-        <w:t xml:space="preserve">In this regard, it is the obligation of the Borrower to inform Easycash before the first amortization/installment due commences, of any delay, movement and/or transfer of his departure or deployment date not due to his own doing. The Borrower may communicate through any available means – i.e. personal visit to Easycash office, through </w:t>
+        <w:t>In this regard, it is the obligation of the Borrower to inform Easycash before the first amortization/</w:t>
+      </w:r>
+      <w:proofErr w:type="spellStart"/>
+      <w:r>
+        <w:rPr>
+          <w:rFonts w:ascii="Arial" w:hAnsi="Arial" w:cs="Arial"/>
+          <w:sz w:val="14"/>
+          <w:szCs w:val="14"/>
+        </w:rPr>
+        <w:t>installment</w:t>
+      </w:r>
+      <w:proofErr w:type="spellEnd"/>
+      <w:r>
+        <w:rPr>
+          <w:rFonts w:ascii="Arial" w:hAnsi="Arial" w:cs="Arial"/>
+          <w:sz w:val="14"/>
+          <w:szCs w:val="14"/>
+        </w:rPr>
+        <w:t xml:space="preserve"> due commences, of any delay, movement and/or transfer of his departure or deployment date not due to his own doing. The Borrower may communicate through any available means – i.e. personal visit to Easycash office, through </w:t>
       </w:r>
       <w:r>
         <w:rPr>
@@ -1805,7 +2067,25 @@
           <w:szCs w:val="14"/>
         </w:rPr>
         <w:lastRenderedPageBreak/>
-        <w:t xml:space="preserve">phone calls, by text message, email, Facebook messenger, viber message, etc. in order for Easycash to properly arrange for the adjustment of the commencement date of the payment of the monthly loan amortizations as well as the succeeding monthly due dates.          </w:t>
+        <w:t xml:space="preserve">phone calls, by text message, email, Facebook messenger, </w:t>
+      </w:r>
+      <w:proofErr w:type="spellStart"/>
+      <w:r>
+        <w:rPr>
+          <w:rFonts w:ascii="Arial" w:hAnsi="Arial" w:cs="Arial"/>
+          <w:sz w:val="14"/>
+          <w:szCs w:val="14"/>
+        </w:rPr>
+        <w:t>viber</w:t>
+      </w:r>
+      <w:proofErr w:type="spellEnd"/>
+      <w:r>
+        <w:rPr>
+          <w:rFonts w:ascii="Arial" w:hAnsi="Arial" w:cs="Arial"/>
+          <w:sz w:val="14"/>
+          <w:szCs w:val="14"/>
+        </w:rPr>
+        <w:t xml:space="preserve"> message, etc. in order for Easycash to properly arrange for the adjustment of the commencement date of the payment of the monthly loan amortizations as well as the succeeding monthly due dates.          </w:t>
       </w:r>
     </w:p>
     <w:p>
@@ -1844,7 +2124,25 @@
           <w:sz w:val="14"/>
           <w:szCs w:val="14"/>
         </w:rPr>
-        <w:t>Easycash reserves the right to verify and validate the cause of Borrower’s delay in departure and deployment for the purpose of any such adjustment in the date of commencement of the first payment of the monthly loan amortizations, subject to the submission of appropriate documentary proof as may be required by Easycash.  Should the Borrower fail to inform Easycash of and or substantiate any delay in his departure or deployment, for any reason prior to the loan’s first amortization/installment due date, the loan repayment schedule shall commence as specified in the Disclosure Statement and Promissory Note.</w:t>
+        <w:t>Easycash reserves the right to verify and validate the cause of Borrower’s delay in departure and deployment for the purpose of any such adjustment in the date of commencement of the first payment of the monthly loan amortizations, subject to the submission of appropriate documentary proof as may be required by Easycash.  Should the Borrower fail to inform Easycash of and or substantiate any delay in his departure or deployment, for any reason prior to the loan’s first amortization/</w:t>
+      </w:r>
+      <w:proofErr w:type="spellStart"/>
+      <w:r>
+        <w:rPr>
+          <w:rFonts w:ascii="Arial" w:hAnsi="Arial" w:cs="Arial"/>
+          <w:sz w:val="14"/>
+          <w:szCs w:val="14"/>
+        </w:rPr>
+        <w:t>installment</w:t>
+      </w:r>
+      <w:proofErr w:type="spellEnd"/>
+      <w:r>
+        <w:rPr>
+          <w:rFonts w:ascii="Arial" w:hAnsi="Arial" w:cs="Arial"/>
+          <w:sz w:val="14"/>
+          <w:szCs w:val="14"/>
+        </w:rPr>
+        <w:t xml:space="preserve"> due date, the loan repayment schedule shall commence as specified in the Disclosure Statement and Promissory Note.</w:t>
       </w:r>
     </w:p>
     <w:p>
@@ -2667,6 +2965,170 @@
           <w:szCs w:val="14"/>
         </w:rPr>
       </w:pPr>
+      <w:r>
+        <w:rPr>
+          <w:rFonts w:ascii="Arial" w:hAnsi="Arial" w:cs="Arial"/>
+          <w:sz w:val="14"/>
+          <w:szCs w:val="14"/>
+        </w:rPr>
+        <w:t xml:space="preserve">2.1  It is important for the Borrower and Co-Borrower to immediately inform Easycash of loan payments made through </w:t>
+      </w:r>
+      <w:proofErr w:type="spellStart"/>
+      <w:r>
+        <w:rPr>
+          <w:rFonts w:ascii="Arial" w:hAnsi="Arial" w:cs="Arial"/>
+          <w:sz w:val="14"/>
+          <w:szCs w:val="14"/>
+        </w:rPr>
+        <w:t>Easycash’s</w:t>
+      </w:r>
+      <w:proofErr w:type="spellEnd"/>
+      <w:r>
+        <w:rPr>
+          <w:rFonts w:ascii="Arial" w:hAnsi="Arial" w:cs="Arial"/>
+          <w:sz w:val="14"/>
+          <w:szCs w:val="14"/>
+        </w:rPr>
+        <w:t xml:space="preserve"> BDO account by submitting in person or sending copies of the BDO deposit slip payment transaction to collections@easycash.ph  using the following Subject Format: "SUBJECT: Payment of [client name] [date of payment]", example: SUBJECT: Payment of Mr. Juan Dela Cruz February 22, 2022 for prompt posting of payment and issuance of official receipts.</w:t>
+      </w:r>
+    </w:p>
+    <w:p>
+      <w:pPr>
+        <w:pStyle w:val="NoSpacing"/>
+        <w:ind w:left="1440"/>
+        <w:jc w:val="both"/>
+        <w:rPr>
+          <w:rFonts w:ascii="Arial" w:hAnsi="Arial" w:cs="Arial"/>
+          <w:sz w:val="14"/>
+          <w:szCs w:val="14"/>
+        </w:rPr>
+      </w:pPr>
+    </w:p>
+    <w:p>
+      <w:pPr>
+        <w:pStyle w:val="NoSpacing"/>
+        <w:ind w:left="720" w:hanging="720"/>
+        <w:jc w:val="both"/>
+        <w:rPr>
+          <w:rFonts w:ascii="Arial" w:hAnsi="Arial" w:cs="Arial"/>
+          <w:sz w:val="14"/>
+          <w:szCs w:val="14"/>
+        </w:rPr>
+      </w:pPr>
+      <w:r>
+        <w:rPr>
+          <w:rFonts w:ascii="Arial" w:hAnsi="Arial" w:cs="Arial"/>
+          <w:sz w:val="14"/>
+          <w:szCs w:val="14"/>
+        </w:rPr>
+        <w:t>3.</w:t>
+      </w:r>
+      <w:r>
+        <w:rPr>
+          <w:rFonts w:ascii="Arial" w:hAnsi="Arial" w:cs="Arial"/>
+          <w:sz w:val="14"/>
+          <w:szCs w:val="14"/>
+        </w:rPr>
+        <w:tab/>
+      </w:r>
+      <w:r>
+        <w:rPr>
+          <w:rFonts w:ascii="Arial" w:hAnsi="Arial" w:cs="Arial"/>
+          <w:sz w:val="14"/>
+          <w:szCs w:val="14"/>
+        </w:rPr>
+        <w:t xml:space="preserve">Always demand for an official receipt bearing the name of Easycash Lending Company Inc. every time payment is made. Easycash will not </w:t>
+      </w:r>
+      <w:proofErr w:type="spellStart"/>
+      <w:r>
+        <w:rPr>
+          <w:rFonts w:ascii="Arial" w:hAnsi="Arial" w:cs="Arial"/>
+          <w:sz w:val="14"/>
+          <w:szCs w:val="14"/>
+        </w:rPr>
+        <w:t>honor</w:t>
+      </w:r>
+      <w:proofErr w:type="spellEnd"/>
+      <w:r>
+        <w:rPr>
+          <w:rFonts w:ascii="Arial" w:hAnsi="Arial" w:cs="Arial"/>
+          <w:sz w:val="14"/>
+          <w:szCs w:val="14"/>
+        </w:rPr>
+        <w:t xml:space="preserve"> any claim of payment if such amount is acknowledged or issued only with an ordinary paper, acknowledgement or provisional receipt or any receipt not owned or issued by Easycash.</w:t>
+      </w:r>
+    </w:p>
+    <w:p>
+      <w:pPr>
+        <w:pStyle w:val="NoSpacing"/>
+        <w:jc w:val="both"/>
+        <w:rPr>
+          <w:rFonts w:ascii="Arial" w:hAnsi="Arial" w:cs="Arial"/>
+          <w:sz w:val="14"/>
+          <w:szCs w:val="14"/>
+        </w:rPr>
+      </w:pPr>
+      <w:r>
+        <w:rPr>
+          <w:rFonts w:ascii="Arial" w:hAnsi="Arial" w:cs="Arial"/>
+          <w:sz w:val="14"/>
+          <w:szCs w:val="14"/>
+        </w:rPr>
+        <w:t>4.</w:t>
+      </w:r>
+      <w:r>
+        <w:rPr>
+          <w:rFonts w:ascii="Arial" w:hAnsi="Arial" w:cs="Arial"/>
+          <w:sz w:val="14"/>
+          <w:szCs w:val="14"/>
+        </w:rPr>
+        <w:tab/>
+      </w:r>
+      <w:r>
+        <w:rPr>
+          <w:rFonts w:ascii="Arial" w:hAnsi="Arial" w:cs="Arial"/>
+          <w:sz w:val="14"/>
+          <w:szCs w:val="14"/>
+        </w:rPr>
+        <w:t>Any payment concern should only be coursed through the official Easycash Collection contact channels under:</w:t>
+      </w:r>
+    </w:p>
+    <w:p>
+      <w:pPr>
+        <w:pStyle w:val="NoSpacing"/>
+        <w:ind w:left="720" w:firstLine="720"/>
+        <w:jc w:val="both"/>
+        <w:rPr>
+          <w:rFonts w:ascii="Arial" w:hAnsi="Arial" w:cs="Arial"/>
+          <w:sz w:val="14"/>
+          <w:szCs w:val="14"/>
+        </w:rPr>
+      </w:pPr>
+      <w:r>
+        <w:rPr>
+          <w:rFonts w:ascii="Arial" w:hAnsi="Arial" w:cs="Arial"/>
+          <w:sz w:val="14"/>
+          <w:szCs w:val="14"/>
+        </w:rPr>
+        <w:t>Contact Nos.</w:t>
+      </w:r>
+      <w:r>
+        <w:rPr>
+          <w:rFonts w:ascii="Arial" w:hAnsi="Arial" w:cs="Arial"/>
+          <w:sz w:val="14"/>
+          <w:szCs w:val="14"/>
+        </w:rPr>
+        <w:tab/>
+      </w:r>
+      <w:r>
+        <w:rPr>
+          <w:rFonts w:ascii="Arial" w:hAnsi="Arial" w:cs="Arial"/>
+          <w:sz w:val="14"/>
+          <w:szCs w:val="14"/>
+        </w:rPr>
+        <w:tab/>
+        <w:t>: 0919-</w:t>
+      </w:r>
       <w:proofErr w:type="gramStart"/>
       <w:r>
         <w:rPr>
@@ -2674,7 +3136,7 @@
           <w:sz w:val="14"/>
           <w:szCs w:val="14"/>
         </w:rPr>
-        <w:t>2.1  It</w:t>
+        <w:t>2643410  or</w:t>
       </w:r>
       <w:proofErr w:type="gramEnd"/>
       <w:r>
@@ -2683,7 +3145,7 @@
           <w:sz w:val="14"/>
           <w:szCs w:val="14"/>
         </w:rPr>
-        <w:t xml:space="preserve"> is important for the Borrower and Co-Borrower to immediately inform Easycash of loan payments made through Easycash’s BDO account by submitting in person or sending copies of the BDO deposit slip payment transaction to </w:t>
+        <w:t xml:space="preserve">  0927-</w:t>
       </w:r>
       <w:proofErr w:type="gramStart"/>
       <w:r>
@@ -2692,7 +3154,7 @@
           <w:sz w:val="14"/>
           <w:szCs w:val="14"/>
         </w:rPr>
-        <w:t>collections@easycash.ph  using</w:t>
+        <w:t>7745686  or</w:t>
       </w:r>
       <w:proofErr w:type="gramEnd"/>
       <w:r>
@@ -2701,20 +3163,95 @@
           <w:sz w:val="14"/>
           <w:szCs w:val="14"/>
         </w:rPr>
-        <w:t xml:space="preserve"> the following Subject Format: "SUBJECT: Payment of [client name] [date of payment]", example: SUBJECT: Payment of Mr. Juan Dela Cruz February 22, 2022 for prompt posting of payment and issuance of official receipts.</w:t>
-      </w:r>
-    </w:p>
-    <w:p>
-      <w:pPr>
-        <w:pStyle w:val="NoSpacing"/>
-        <w:ind w:left="1440"/>
-        <w:jc w:val="both"/>
-        <w:rPr>
-          <w:rFonts w:ascii="Arial" w:hAnsi="Arial" w:cs="Arial"/>
-          <w:sz w:val="14"/>
-          <w:szCs w:val="14"/>
-        </w:rPr>
-      </w:pPr>
+        <w:t xml:space="preserve">  09674176000</w:t>
+      </w:r>
+    </w:p>
+    <w:p>
+      <w:pPr>
+        <w:pStyle w:val="NoSpacing"/>
+        <w:jc w:val="both"/>
+        <w:rPr>
+          <w:rFonts w:ascii="Arial" w:hAnsi="Arial" w:cs="Arial"/>
+          <w:sz w:val="14"/>
+          <w:szCs w:val="14"/>
+        </w:rPr>
+      </w:pPr>
+      <w:r>
+        <w:rPr>
+          <w:rFonts w:ascii="Arial" w:hAnsi="Arial" w:cs="Arial"/>
+          <w:sz w:val="14"/>
+          <w:szCs w:val="14"/>
+        </w:rPr>
+        <w:tab/>
+      </w:r>
+      <w:r>
+        <w:rPr>
+          <w:rFonts w:ascii="Arial" w:hAnsi="Arial" w:cs="Arial"/>
+          <w:sz w:val="14"/>
+          <w:szCs w:val="14"/>
+        </w:rPr>
+        <w:tab/>
+      </w:r>
+      <w:r>
+        <w:rPr>
+          <w:rFonts w:ascii="Arial" w:hAnsi="Arial" w:cs="Arial"/>
+          <w:sz w:val="14"/>
+          <w:szCs w:val="14"/>
+        </w:rPr>
+        <w:t>Email Address</w:t>
+      </w:r>
+      <w:r>
+        <w:rPr>
+          <w:rFonts w:ascii="Arial" w:hAnsi="Arial" w:cs="Arial"/>
+          <w:sz w:val="14"/>
+          <w:szCs w:val="14"/>
+        </w:rPr>
+        <w:tab/>
+      </w:r>
+      <w:r>
+        <w:rPr>
+          <w:rFonts w:ascii="Arial" w:hAnsi="Arial" w:cs="Arial"/>
+          <w:sz w:val="14"/>
+          <w:szCs w:val="14"/>
+        </w:rPr>
+        <w:tab/>
+        <w:t>: collections@easycash.ph</w:t>
+      </w:r>
+    </w:p>
+    <w:p>
+      <w:pPr>
+        <w:pStyle w:val="NoSpacing"/>
+        <w:jc w:val="both"/>
+        <w:rPr>
+          <w:rFonts w:ascii="Arial" w:hAnsi="Arial" w:cs="Arial"/>
+          <w:sz w:val="14"/>
+          <w:szCs w:val="14"/>
+        </w:rPr>
+      </w:pPr>
+      <w:r>
+        <w:rPr>
+          <w:rFonts w:ascii="Arial" w:hAnsi="Arial" w:cs="Arial"/>
+          <w:sz w:val="14"/>
+          <w:szCs w:val="14"/>
+        </w:rPr>
+        <w:t>5.</w:t>
+      </w:r>
+      <w:r>
+        <w:rPr>
+          <w:rFonts w:ascii="Arial" w:hAnsi="Arial" w:cs="Arial"/>
+          <w:sz w:val="14"/>
+          <w:szCs w:val="14"/>
+        </w:rPr>
+        <w:tab/>
+      </w:r>
+      <w:r>
+        <w:rPr>
+          <w:rFonts w:ascii="Arial" w:hAnsi="Arial" w:cs="Arial"/>
+          <w:sz w:val="14"/>
+          <w:szCs w:val="14"/>
+        </w:rPr>
+        <w:t xml:space="preserve">Easycash strictly prohibits cash payments. </w:t>
+      </w:r>
     </w:p>
     <w:p>
       <w:pPr>
@@ -2733,237 +3270,6 @@
           <w:sz w:val="14"/>
           <w:szCs w:val="14"/>
         </w:rPr>
-        <w:t>3.</w:t>
-      </w:r>
-      <w:r>
-        <w:rPr>
-          <w:rFonts w:ascii="Arial" w:hAnsi="Arial" w:cs="Arial"/>
-          <w:sz w:val="14"/>
-          <w:szCs w:val="14"/>
-        </w:rPr>
-        <w:tab/>
-      </w:r>
-      <w:r>
-        <w:rPr>
-          <w:rFonts w:ascii="Arial" w:hAnsi="Arial" w:cs="Arial"/>
-          <w:sz w:val="14"/>
-          <w:szCs w:val="14"/>
-        </w:rPr>
-        <w:t>Always demand for an official receipt bearing the name of Easycash Lending Company Inc. every time payment is made. Easycash will not honor any claim of payment if such amount is acknowledged or issued only with an ordinary paper, acknowledgement or provisional receipt or any receipt not owned or issued by Easycash.</w:t>
-      </w:r>
-    </w:p>
-    <w:p>
-      <w:pPr>
-        <w:pStyle w:val="NoSpacing"/>
-        <w:jc w:val="both"/>
-        <w:rPr>
-          <w:rFonts w:ascii="Arial" w:hAnsi="Arial" w:cs="Arial"/>
-          <w:sz w:val="14"/>
-          <w:szCs w:val="14"/>
-        </w:rPr>
-      </w:pPr>
-      <w:r>
-        <w:rPr>
-          <w:rFonts w:ascii="Arial" w:hAnsi="Arial" w:cs="Arial"/>
-          <w:sz w:val="14"/>
-          <w:szCs w:val="14"/>
-        </w:rPr>
-        <w:t>4.</w:t>
-      </w:r>
-      <w:r>
-        <w:rPr>
-          <w:rFonts w:ascii="Arial" w:hAnsi="Arial" w:cs="Arial"/>
-          <w:sz w:val="14"/>
-          <w:szCs w:val="14"/>
-        </w:rPr>
-        <w:tab/>
-      </w:r>
-      <w:r>
-        <w:rPr>
-          <w:rFonts w:ascii="Arial" w:hAnsi="Arial" w:cs="Arial"/>
-          <w:sz w:val="14"/>
-          <w:szCs w:val="14"/>
-        </w:rPr>
-        <w:t>Any payment concern should only be coursed through the official Easycash Collection contact channels under:</w:t>
-      </w:r>
-    </w:p>
-    <w:p>
-      <w:pPr>
-        <w:pStyle w:val="NoSpacing"/>
-        <w:ind w:left="720" w:firstLine="720"/>
-        <w:jc w:val="both"/>
-        <w:rPr>
-          <w:rFonts w:ascii="Arial" w:hAnsi="Arial" w:cs="Arial"/>
-          <w:sz w:val="14"/>
-          <w:szCs w:val="14"/>
-        </w:rPr>
-      </w:pPr>
-      <w:r>
-        <w:rPr>
-          <w:rFonts w:ascii="Arial" w:hAnsi="Arial" w:cs="Arial"/>
-          <w:sz w:val="14"/>
-          <w:szCs w:val="14"/>
-        </w:rPr>
-        <w:t>Contact Nos.</w:t>
-      </w:r>
-      <w:r>
-        <w:rPr>
-          <w:rFonts w:ascii="Arial" w:hAnsi="Arial" w:cs="Arial"/>
-          <w:sz w:val="14"/>
-          <w:szCs w:val="14"/>
-        </w:rPr>
-        <w:tab/>
-      </w:r>
-      <w:r>
-        <w:rPr>
-          <w:rFonts w:ascii="Arial" w:hAnsi="Arial" w:cs="Arial"/>
-          <w:sz w:val="14"/>
-          <w:szCs w:val="14"/>
-        </w:rPr>
-        <w:tab/>
-        <w:t>: 0919-</w:t>
-      </w:r>
-      <w:proofErr w:type="gramStart"/>
-      <w:r>
-        <w:rPr>
-          <w:rFonts w:ascii="Arial" w:hAnsi="Arial" w:cs="Arial"/>
-          <w:sz w:val="14"/>
-          <w:szCs w:val="14"/>
-        </w:rPr>
-        <w:t>2643410  or</w:t>
-      </w:r>
-      <w:proofErr w:type="gramEnd"/>
-      <w:r>
-        <w:rPr>
-          <w:rFonts w:ascii="Arial" w:hAnsi="Arial" w:cs="Arial"/>
-          <w:sz w:val="14"/>
-          <w:szCs w:val="14"/>
-        </w:rPr>
-        <w:t xml:space="preserve">  0927-</w:t>
-      </w:r>
-      <w:proofErr w:type="gramStart"/>
-      <w:r>
-        <w:rPr>
-          <w:rFonts w:ascii="Arial" w:hAnsi="Arial" w:cs="Arial"/>
-          <w:sz w:val="14"/>
-          <w:szCs w:val="14"/>
-        </w:rPr>
-        <w:t>7745686  or</w:t>
-      </w:r>
-      <w:proofErr w:type="gramEnd"/>
-      <w:r>
-        <w:rPr>
-          <w:rFonts w:ascii="Arial" w:hAnsi="Arial" w:cs="Arial"/>
-          <w:sz w:val="14"/>
-          <w:szCs w:val="14"/>
-        </w:rPr>
-        <w:t xml:space="preserve">  09674176000</w:t>
-      </w:r>
-    </w:p>
-    <w:p>
-      <w:pPr>
-        <w:pStyle w:val="NoSpacing"/>
-        <w:jc w:val="both"/>
-        <w:rPr>
-          <w:rFonts w:ascii="Arial" w:hAnsi="Arial" w:cs="Arial"/>
-          <w:sz w:val="14"/>
-          <w:szCs w:val="14"/>
-        </w:rPr>
-      </w:pPr>
-      <w:r>
-        <w:rPr>
-          <w:rFonts w:ascii="Arial" w:hAnsi="Arial" w:cs="Arial"/>
-          <w:sz w:val="14"/>
-          <w:szCs w:val="14"/>
-        </w:rPr>
-        <w:tab/>
-      </w:r>
-      <w:r>
-        <w:rPr>
-          <w:rFonts w:ascii="Arial" w:hAnsi="Arial" w:cs="Arial"/>
-          <w:sz w:val="14"/>
-          <w:szCs w:val="14"/>
-        </w:rPr>
-        <w:tab/>
-      </w:r>
-      <w:r>
-        <w:rPr>
-          <w:rFonts w:ascii="Arial" w:hAnsi="Arial" w:cs="Arial"/>
-          <w:sz w:val="14"/>
-          <w:szCs w:val="14"/>
-        </w:rPr>
-        <w:t>Email Address</w:t>
-      </w:r>
-      <w:r>
-        <w:rPr>
-          <w:rFonts w:ascii="Arial" w:hAnsi="Arial" w:cs="Arial"/>
-          <w:sz w:val="14"/>
-          <w:szCs w:val="14"/>
-        </w:rPr>
-        <w:tab/>
-      </w:r>
-      <w:r>
-        <w:rPr>
-          <w:rFonts w:ascii="Arial" w:hAnsi="Arial" w:cs="Arial"/>
-          <w:sz w:val="14"/>
-          <w:szCs w:val="14"/>
-        </w:rPr>
-        <w:tab/>
-        <w:t>: collections@easycash.ph</w:t>
-      </w:r>
-    </w:p>
-    <w:p>
-      <w:pPr>
-        <w:pStyle w:val="NoSpacing"/>
-        <w:jc w:val="both"/>
-        <w:rPr>
-          <w:rFonts w:ascii="Arial" w:hAnsi="Arial" w:cs="Arial"/>
-          <w:sz w:val="14"/>
-          <w:szCs w:val="14"/>
-        </w:rPr>
-      </w:pPr>
-      <w:r>
-        <w:rPr>
-          <w:rFonts w:ascii="Arial" w:hAnsi="Arial" w:cs="Arial"/>
-          <w:sz w:val="14"/>
-          <w:szCs w:val="14"/>
-        </w:rPr>
-        <w:t>5.</w:t>
-      </w:r>
-      <w:r>
-        <w:rPr>
-          <w:rFonts w:ascii="Arial" w:hAnsi="Arial" w:cs="Arial"/>
-          <w:sz w:val="14"/>
-          <w:szCs w:val="14"/>
-        </w:rPr>
-        <w:tab/>
-      </w:r>
-      <w:r>
-        <w:rPr>
-          <w:rFonts w:ascii="Arial" w:hAnsi="Arial" w:cs="Arial"/>
-          <w:sz w:val="14"/>
-          <w:szCs w:val="14"/>
-        </w:rPr>
-        <w:t xml:space="preserve">Easycash strictly prohibits cash payments. </w:t>
-      </w:r>
-    </w:p>
-    <w:p>
-      <w:pPr>
-        <w:pStyle w:val="NoSpacing"/>
-        <w:ind w:left="720" w:hanging="720"/>
-        <w:jc w:val="both"/>
-        <w:rPr>
-          <w:rFonts w:ascii="Arial" w:hAnsi="Arial" w:cs="Arial"/>
-          <w:sz w:val="14"/>
-          <w:szCs w:val="14"/>
-        </w:rPr>
-      </w:pPr>
-      <w:r>
-        <w:rPr>
-          <w:rFonts w:ascii="Arial" w:hAnsi="Arial" w:cs="Arial"/>
-          <w:sz w:val="14"/>
-          <w:szCs w:val="14"/>
-        </w:rPr>
         <w:t>6.</w:t>
       </w:r>
       <w:r>
@@ -2980,7 +3286,43 @@
           <w:sz w:val="14"/>
           <w:szCs w:val="14"/>
         </w:rPr>
-        <w:t>Only payments made via the above listed official payment channels shall be honored by Easycash. Any payments transacted through personal bank accounts, remittance/payment centers, or via cash means outside of Easycash facilities or accounts and not by means of any of the above-enumerated official payment channels and not under the name of Easycash Lending Company, Inc. shall not be acknowledged.</w:t>
+        <w:t xml:space="preserve">Only payments made via the above listed official payment channels shall be </w:t>
+      </w:r>
+      <w:proofErr w:type="spellStart"/>
+      <w:r>
+        <w:rPr>
+          <w:rFonts w:ascii="Arial" w:hAnsi="Arial" w:cs="Arial"/>
+          <w:sz w:val="14"/>
+          <w:szCs w:val="14"/>
+        </w:rPr>
+        <w:t>honored</w:t>
+      </w:r>
+      <w:proofErr w:type="spellEnd"/>
+      <w:r>
+        <w:rPr>
+          <w:rFonts w:ascii="Arial" w:hAnsi="Arial" w:cs="Arial"/>
+          <w:sz w:val="14"/>
+          <w:szCs w:val="14"/>
+        </w:rPr>
+        <w:t xml:space="preserve"> by Easycash. Any payments transacted through personal bank accounts, remittance/payment </w:t>
+      </w:r>
+      <w:proofErr w:type="spellStart"/>
+      <w:r>
+        <w:rPr>
+          <w:rFonts w:ascii="Arial" w:hAnsi="Arial" w:cs="Arial"/>
+          <w:sz w:val="14"/>
+          <w:szCs w:val="14"/>
+        </w:rPr>
+        <w:t>centers</w:t>
+      </w:r>
+      <w:proofErr w:type="spellEnd"/>
+      <w:r>
+        <w:rPr>
+          <w:rFonts w:ascii="Arial" w:hAnsi="Arial" w:cs="Arial"/>
+          <w:sz w:val="14"/>
+          <w:szCs w:val="14"/>
+        </w:rPr>
+        <w:t>, or via cash means outside of Easycash facilities or accounts and not by means of any of the above-enumerated official payment channels and not under the name of Easycash Lending Company, Inc. shall not be acknowledged.</w:t>
       </w:r>
     </w:p>
     <w:p>
@@ -3101,7 +3443,43 @@
           <w:szCs w:val="14"/>
         </w:rPr>
         <w:tab/>
-        <w:t>Payments made via Dragonpay and EC Pay will be processed 3 to 5 banking days after the date of Dragonpay or EC Pay transaction or once Easycash receives a collection report from the said payment channels.</w:t>
+        <w:t xml:space="preserve">Payments made via </w:t>
+      </w:r>
+      <w:proofErr w:type="spellStart"/>
+      <w:r>
+        <w:rPr>
+          <w:rFonts w:ascii="Arial" w:hAnsi="Arial" w:cs="Arial"/>
+          <w:sz w:val="14"/>
+          <w:szCs w:val="14"/>
+        </w:rPr>
+        <w:t>Dragonpay</w:t>
+      </w:r>
+      <w:proofErr w:type="spellEnd"/>
+      <w:r>
+        <w:rPr>
+          <w:rFonts w:ascii="Arial" w:hAnsi="Arial" w:cs="Arial"/>
+          <w:sz w:val="14"/>
+          <w:szCs w:val="14"/>
+        </w:rPr>
+        <w:t xml:space="preserve"> and EC Pay will be processed 3 to 5 banking days after the date of </w:t>
+      </w:r>
+      <w:proofErr w:type="spellStart"/>
+      <w:r>
+        <w:rPr>
+          <w:rFonts w:ascii="Arial" w:hAnsi="Arial" w:cs="Arial"/>
+          <w:sz w:val="14"/>
+          <w:szCs w:val="14"/>
+        </w:rPr>
+        <w:t>Dragonpay</w:t>
+      </w:r>
+      <w:proofErr w:type="spellEnd"/>
+      <w:r>
+        <w:rPr>
+          <w:rFonts w:ascii="Arial" w:hAnsi="Arial" w:cs="Arial"/>
+          <w:sz w:val="14"/>
+          <w:szCs w:val="14"/>
+        </w:rPr>
+        <w:t xml:space="preserve"> or EC Pay transaction or once Easycash receives a collection report from the said payment channels.</w:t>
       </w:r>
     </w:p>
     <w:p>
@@ -3155,7 +3533,25 @@
           <w:sz w:val="14"/>
           <w:szCs w:val="14"/>
         </w:rPr>
-        <w:t xml:space="preserve">The entire unpaid loan obligation shall become due and demandable if any of the amortization/installment due, or any part thereof, reaches </w:t>
+        <w:t>The entire unpaid loan obligation shall become due and demandable if any of the amortization/</w:t>
+      </w:r>
+      <w:proofErr w:type="spellStart"/>
+      <w:r>
+        <w:rPr>
+          <w:rFonts w:ascii="Arial" w:hAnsi="Arial" w:cs="Arial"/>
+          <w:sz w:val="14"/>
+          <w:szCs w:val="14"/>
+        </w:rPr>
+        <w:t>installment</w:t>
+      </w:r>
+      <w:proofErr w:type="spellEnd"/>
+      <w:r>
+        <w:rPr>
+          <w:rFonts w:ascii="Arial" w:hAnsi="Arial" w:cs="Arial"/>
+          <w:sz w:val="14"/>
+          <w:szCs w:val="14"/>
+        </w:rPr>
+        <w:t xml:space="preserve"> due, or any part thereof, reaches </w:t>
       </w:r>
       <w:proofErr w:type="gramStart"/>
       <w:r>
@@ -3594,7 +3990,7 @@
                 <w:sz w:val="2"/>
                 <w:szCs w:val="2"/>
               </w:rPr>
-              <w:t xml:space="preserve">[[SIGNATURE_ANCHOR]]</w:t>
+              <w:t>[[SIGNATURE_ANCHOR]]</w:t>
             </w:r>
             <w:r>
               <w:rPr>
@@ -3604,7 +4000,29 @@
                 <w:sz w:val="14"/>
                 <w:szCs w:val="14"/>
               </w:rPr>
-              <w:t>{BorrowerName}</w:t>
+              <w:t>{</w:t>
+            </w:r>
+            <w:proofErr w:type="spellStart"/>
+            <w:r>
+              <w:rPr>
+                <w:rFonts w:ascii="Arial" w:hAnsi="Arial" w:cs="Arial"/>
+                <w:b/>
+                <w:bCs/>
+                <w:sz w:val="14"/>
+                <w:szCs w:val="14"/>
+              </w:rPr>
+              <w:t>BorrowerName</w:t>
+            </w:r>
+            <w:proofErr w:type="spellEnd"/>
+            <w:r>
+              <w:rPr>
+                <w:rFonts w:ascii="Arial" w:hAnsi="Arial" w:cs="Arial"/>
+                <w:b/>
+                <w:bCs/>
+                <w:sz w:val="14"/>
+                <w:szCs w:val="14"/>
+              </w:rPr>
+              <w:t>}</w:t>
             </w:r>
           </w:p>
         </w:tc>
@@ -3630,7 +4048,7 @@
                 <w:sz w:val="2"/>
                 <w:szCs w:val="2"/>
               </w:rPr>
-              <w:t xml:space="preserve">[[SIGNATURE_ANCHOR_CO_BORROWER]]</w:t>
+              <w:t>[[SIGNATURE_ANCHOR_CO_BORROWER]]</w:t>
             </w:r>
             <w:r>
               <w:rPr>
@@ -3640,20 +4058,10 @@
                 <w:sz w:val="14"/>
                 <w:szCs w:val="14"/>
               </w:rPr>
-              <w:t>{CoBorrowerName}</w:t>
+              <w:t>{</w:t>
             </w:r>
-          </w:p>
-        </w:tc>
-      </w:tr>
-      <w:tr>
-        <w:tc>
-          <w:tcPr>
-            <w:tcW w:w="5396" w:type="dxa"/>
-          </w:tcPr>
-          <w:p>
-            <w:pPr>
-              <w:pStyle w:val="NoSpacing"/>
-              <w:jc w:val="center"/>
+            <w:proofErr w:type="spellStart"/>
+            <w:r>
               <w:rPr>
                 <w:rFonts w:ascii="Arial" w:hAnsi="Arial" w:cs="Arial"/>
                 <w:b/>
@@ -3661,25 +4069,10 @@
                 <w:sz w:val="14"/>
                 <w:szCs w:val="14"/>
               </w:rPr>
-            </w:pPr>
+              <w:t>CoBorrowerName</w:t>
+            </w:r>
+            <w:proofErr w:type="spellEnd"/>
             <w:r>
-              <w:rPr>
-                <w:rFonts w:ascii="Arial" w:hAnsi="Arial" w:cs="Arial"/>
-                <w:sz w:val="14"/>
-                <w:szCs w:val="14"/>
-              </w:rPr>
-              <w:t>Borrower Signature over printed name/ Date</w:t>
-            </w:r>
-          </w:p>
-        </w:tc>
-        <w:tc>
-          <w:tcPr>
-            <w:tcW w:w="5396" w:type="dxa"/>
-          </w:tcPr>
-          <w:p>
-            <w:pPr>
-              <w:pStyle w:val="NoSpacing"/>
-              <w:jc w:val="center"/>
               <w:rPr>
                 <w:rFonts w:ascii="Arial" w:hAnsi="Arial" w:cs="Arial"/>
                 <w:b/>
@@ -3687,19 +4080,25 @@
                 <w:sz w:val="14"/>
                 <w:szCs w:val="14"/>
               </w:rPr>
-            </w:pPr>
-            <w:r>
-              <w:rPr>
-                <w:rFonts w:ascii="Arial" w:hAnsi="Arial" w:cs="Arial"/>
-                <w:sz w:val="14"/>
-                <w:szCs w:val="14"/>
-              </w:rPr>
-              <w:t>Co-Borrower Signature over printed name/ Date</w:t>
+              <w:t>}</w:t>
             </w:r>
           </w:p>
         </w:tc>
       </w:tr>
     </w:tbl>
+    <w:p>
+      <w:pPr>
+        <w:pStyle w:val="NoSpacing"/>
+        <w:jc w:val="both"/>
+        <w:rPr>
+          <w:rFonts w:ascii="Arial" w:hAnsi="Arial" w:cs="Arial"/>
+          <w:b/>
+          <w:bCs/>
+          <w:sz w:val="14"/>
+          <w:szCs w:val="14"/>
+        </w:rPr>
+      </w:pPr>
+    </w:p>
     <w:p>
       <w:pPr>
         <w:pStyle w:val="NoSpacing"/>
@@ -4988,6 +5387,7 @@
   <w:style w:type="character" w:default="1" w:styleId="DefaultParagraphFont">
     <w:name w:val="Default Paragraph Font"/>
     <w:uiPriority w:val="1"/>
+    <w:semiHidden/>
     <w:unhideWhenUsed/>
   </w:style>
   <w:style w:type="table" w:default="1" w:styleId="TableNormal">
